--- a/FJJM/English_Abstract_FJJM.docx
+++ b/FJJM/English_Abstract_FJJM.docx
@@ -29,7 +29,7 @@
           <w:rFonts w:ascii="Times New Roman" w:hAnsi="Times New Roman"/>
           <w:sz w:val="24"/>
         </w:rPr>
-        <w:t>Department of Colorectal Surgery / Department of Urology, Xizhi Cathay General Hospital, New Taipei City, Taiwan</w:t>
+        <w:t>Department of Nursing / Department of Urology / Department of General Surgery, Xizhi Cathay General Hospital, New Taipei City, Taiwan</w:t>
       </w:r>
     </w:p>
     <w:p/>
